--- a/docs/lista_louvores/Textos_Louvores/BOM É ESTARMOS AQUI.docx
+++ b/docs/lista_louvores/Textos_Louvores/BOM É ESTARMOS AQUI.docx
@@ -1,10 +1,10 @@
 
 <file path=word/document.xml><?xml version="1.0" encoding="utf-8"?>
-<w:document xmlns:wpc="http://schemas.microsoft.com/office/word/2010/wordprocessingCanvas" xmlns:cx="http://schemas.microsoft.com/office/drawing/2014/chartex" xmlns:cx1="http://schemas.microsoft.com/office/drawing/2015/9/8/chartex" xmlns:cx2="http://schemas.microsoft.com/office/drawing/2015/10/21/chartex" xmlns:cx3="http://schemas.microsoft.com/office/drawing/2016/5/9/chartex" xmlns:cx4="http://schemas.microsoft.com/office/drawing/2016/5/10/chartex" xmlns:cx5="http://schemas.microsoft.com/office/drawing/2016/5/11/chartex" xmlns:cx6="http://schemas.microsoft.com/office/drawing/2016/5/12/chartex" xmlns:cx7="http://schemas.microsoft.com/office/drawing/2016/5/13/chartex" xmlns:cx8="http://schemas.microsoft.com/office/drawing/2016/5/14/chartex" xmlns:mc="http://schemas.openxmlformats.org/markup-compatibility/2006" xmlns:aink="http://schemas.microsoft.com/office/drawing/2016/ink" xmlns:am3d="http://schemas.microsoft.com/office/drawing/2017/model3d" xmlns:o="urn:schemas-microsoft-com:office:office" xmlns:oel="http://schemas.microsoft.com/office/2019/extlst" xmlns:r="http://schemas.openxmlformats.org/officeDocument/2006/relationships" xmlns:m="http://schemas.openxmlformats.org/officeDocument/2006/math" xmlns:v="urn:schemas-microsoft-com:vml" xmlns:wp14="http://schemas.microsoft.com/office/word/2010/wordprocessingDrawing" xmlns:wp="http://schemas.openxmlformats.org/drawingml/2006/wordprocessingDrawing" xmlns:w10="urn:schemas-microsoft-com:office:word" xmlns:w="http://schemas.openxmlformats.org/wordprocessingml/2006/main" xmlns:w14="http://schemas.microsoft.com/office/word/2010/wordml" xmlns:w15="http://schemas.microsoft.com/office/word/2012/wordml" xmlns:w16cex="http://schemas.microsoft.com/office/word/2018/wordml/cex" xmlns:w16cid="http://schemas.microsoft.com/office/word/2016/wordml/cid" xmlns:w16="http://schemas.microsoft.com/office/word/2018/wordml" xmlns:w16sdtdh="http://schemas.microsoft.com/office/word/2020/wordml/sdtdatahash" xmlns:w16se="http://schemas.microsoft.com/office/word/2015/wordml/symex" xmlns:wpg="http://schemas.microsoft.com/office/word/2010/wordprocessingGroup" xmlns:wpi="http://schemas.microsoft.com/office/word/2010/wordprocessingInk" xmlns:wne="http://schemas.microsoft.com/office/word/2006/wordml" xmlns:wps="http://schemas.microsoft.com/office/word/2010/wordprocessingShape" mc:Ignorable="w14 w15 w16se w16cid w16 w16cex w16sdtdh wp14">
+<w:document xmlns:wpc="http://schemas.microsoft.com/office/word/2010/wordprocessingCanvas" xmlns:cx="http://schemas.microsoft.com/office/drawing/2014/chartex" xmlns:cx1="http://schemas.microsoft.com/office/drawing/2015/9/8/chartex" xmlns:cx2="http://schemas.microsoft.com/office/drawing/2015/10/21/chartex" xmlns:cx3="http://schemas.microsoft.com/office/drawing/2016/5/9/chartex" xmlns:cx4="http://schemas.microsoft.com/office/drawing/2016/5/10/chartex" xmlns:cx5="http://schemas.microsoft.com/office/drawing/2016/5/11/chartex" xmlns:cx6="http://schemas.microsoft.com/office/drawing/2016/5/12/chartex" xmlns:cx7="http://schemas.microsoft.com/office/drawing/2016/5/13/chartex" xmlns:cx8="http://schemas.microsoft.com/office/drawing/2016/5/14/chartex" xmlns:mc="http://schemas.openxmlformats.org/markup-compatibility/2006" xmlns:aink="http://schemas.microsoft.com/office/drawing/2016/ink" xmlns:am3d="http://schemas.microsoft.com/office/drawing/2017/model3d" xmlns:o="urn:schemas-microsoft-com:office:office" xmlns:oel="http://schemas.microsoft.com/office/2019/extlst" xmlns:r="http://schemas.openxmlformats.org/officeDocument/2006/relationships" xmlns:m="http://schemas.openxmlformats.org/officeDocument/2006/math" xmlns:v="urn:schemas-microsoft-com:vml" xmlns:wp14="http://schemas.microsoft.com/office/word/2010/wordprocessingDrawing" xmlns:wp="http://schemas.openxmlformats.org/drawingml/2006/wordprocessingDrawing" xmlns:w10="urn:schemas-microsoft-com:office:word" xmlns:w="http://schemas.openxmlformats.org/wordprocessingml/2006/main" xmlns:w14="http://schemas.microsoft.com/office/word/2010/wordml" xmlns:w15="http://schemas.microsoft.com/office/word/2012/wordml" xmlns:w16cex="http://schemas.microsoft.com/office/word/2018/wordml/cex" xmlns:w16cid="http://schemas.microsoft.com/office/word/2016/wordml/cid" xmlns:w16="http://schemas.microsoft.com/office/word/2018/wordml" xmlns:w16du="http://schemas.microsoft.com/office/word/2023/wordml/word16du" xmlns:w16sdtdh="http://schemas.microsoft.com/office/word/2020/wordml/sdtdatahash" xmlns:w16sdtfl="http://schemas.microsoft.com/office/word/2024/wordml/sdtformatlock" xmlns:w16se="http://schemas.microsoft.com/office/word/2015/wordml/symex" xmlns:wpg="http://schemas.microsoft.com/office/word/2010/wordprocessingGroup" xmlns:wpi="http://schemas.microsoft.com/office/word/2010/wordprocessingInk" xmlns:wne="http://schemas.microsoft.com/office/word/2006/wordml" xmlns:wps="http://schemas.microsoft.com/office/word/2010/wordprocessingShape" mc:Ignorable="w14 w15 w16se w16cid w16 w16cex w16sdtdh w16sdtfl w16du wp14">
   <w:body>
     <w:p>
       <w:pPr>
-        <w:pStyle w:val="SemEspaamento"/>
+        <w:pStyle w:val="Ttulo1"/>
       </w:pPr>
       <w:r>
         <w:t>BOM É ESTARMOS AQUI</w:t>
@@ -15,6 +15,7 @@
         <w:pStyle w:val="SemEspaamento"/>
         <w:spacing w:before="0" w:after="0"/>
         <w:rPr>
+          <w:rFonts w:ascii="Times New Roman" w:hAnsi="Times New Roman" w:cs="Times New Roman"/>
           <w:bCs/>
           <w:sz w:val="24"/>
           <w:szCs w:val="24"/>
@@ -23,6 +24,7 @@
       </w:pPr>
       <w:r>
         <w:rPr>
+          <w:rFonts w:ascii="Times New Roman" w:hAnsi="Times New Roman" w:cs="Times New Roman"/>
           <w:bCs/>
           <w:sz w:val="24"/>
           <w:szCs w:val="24"/>
@@ -32,6 +34,7 @@
       </w:r>
       <w:r>
         <w:rPr>
+          <w:rFonts w:ascii="Times New Roman" w:hAnsi="Times New Roman" w:cs="Times New Roman"/>
           <w:bCs/>
           <w:sz w:val="24"/>
           <w:szCs w:val="24"/>
@@ -46,66 +49,74 @@
         <w:pStyle w:val="SemEspaamento"/>
         <w:spacing w:after="0"/>
         <w:rPr>
+          <w:rFonts w:ascii="Times New Roman" w:hAnsi="Times New Roman" w:cs="Times New Roman"/>
+          <w:b/>
+          <w:sz w:val="24"/>
+          <w:szCs w:val="24"/>
+          <w:u w:val="none"/>
+        </w:rPr>
+      </w:pPr>
+      <w:r>
+        <w:rPr>
+          <w:rFonts w:ascii="Times New Roman" w:hAnsi="Times New Roman" w:cs="Times New Roman"/>
           <w:bCs/>
           <w:sz w:val="24"/>
           <w:szCs w:val="24"/>
           <w:u w:val="none"/>
         </w:rPr>
-      </w:pPr>
-      <w:r>
-        <w:rPr>
+        <w:t xml:space="preserve">Tempo para isso, </w:t>
+      </w:r>
+      <w:r>
+        <w:rPr>
+          <w:rFonts w:ascii="Times New Roman" w:hAnsi="Times New Roman" w:cs="Times New Roman"/>
           <w:bCs/>
           <w:sz w:val="24"/>
           <w:szCs w:val="24"/>
           <w:u w:val="none"/>
         </w:rPr>
-        <w:t xml:space="preserve">Tempo para isso, </w:t>
-      </w:r>
-      <w:r>
-        <w:rPr>
+        <w:br/>
+        <w:t>Tempo para louvarmos a Deus</w:t>
+      </w:r>
+      <w:r>
+        <w:rPr>
+          <w:rFonts w:ascii="Times New Roman" w:hAnsi="Times New Roman" w:cs="Times New Roman"/>
           <w:bCs/>
           <w:sz w:val="24"/>
           <w:szCs w:val="24"/>
           <w:u w:val="none"/>
         </w:rPr>
         <w:br/>
-      </w:r>
-      <w:r>
-        <w:rPr>
-          <w:bCs/>
-          <w:sz w:val="24"/>
-          <w:szCs w:val="24"/>
-          <w:u w:val="none"/>
-        </w:rPr>
-        <w:t>T</w:t>
-      </w:r>
-      <w:r>
-        <w:rPr>
-          <w:bCs/>
-          <w:sz w:val="24"/>
-          <w:szCs w:val="24"/>
-          <w:u w:val="none"/>
-        </w:rPr>
-        <w:t>empo para louvarmos a Deus</w:t>
-      </w:r>
-      <w:r>
-        <w:rPr>
-          <w:bCs/>
-          <w:sz w:val="24"/>
-          <w:szCs w:val="24"/>
-          <w:u w:val="none"/>
-        </w:rPr>
-        <w:br/>
-        <w:t>Num só amor, num só espírito</w:t>
-      </w:r>
-      <w:r>
-        <w:rPr>
-          <w:bCs/>
-          <w:sz w:val="24"/>
-          <w:szCs w:val="24"/>
-          <w:u w:val="none"/>
-        </w:rPr>
-        <w:t xml:space="preserve"> (2X)</w:t>
+        <w:t xml:space="preserve">Num só amor, num só espírito </w:t>
+      </w:r>
+      <w:r>
+        <w:rPr>
+          <w:rFonts w:ascii="Times New Roman" w:hAnsi="Times New Roman" w:cs="Times New Roman"/>
+          <w:b/>
+          <w:sz w:val="24"/>
+          <w:szCs w:val="24"/>
+          <w:u w:val="none"/>
+        </w:rPr>
+        <w:t>[</w:t>
+      </w:r>
+      <w:r>
+        <w:rPr>
+          <w:rFonts w:ascii="Times New Roman" w:hAnsi="Times New Roman" w:cs="Times New Roman"/>
+          <w:b/>
+          <w:sz w:val="24"/>
+          <w:szCs w:val="24"/>
+          <w:u w:val="none"/>
+        </w:rPr>
+        <w:t>2X</w:t>
+      </w:r>
+      <w:r>
+        <w:rPr>
+          <w:rFonts w:ascii="Times New Roman" w:hAnsi="Times New Roman" w:cs="Times New Roman"/>
+          <w:b/>
+          <w:sz w:val="24"/>
+          <w:szCs w:val="24"/>
+          <w:u w:val="none"/>
+        </w:rPr>
+        <w:t>]</w:t>
       </w:r>
     </w:p>
     <w:p>
@@ -113,7 +124,8 @@
         <w:pStyle w:val="SemEspaamento"/>
         <w:spacing w:after="0"/>
         <w:rPr>
-          <w:bCs/>
+          <w:rFonts w:ascii="Times New Roman" w:hAnsi="Times New Roman" w:cs="Times New Roman"/>
+          <w:b/>
           <w:sz w:val="24"/>
           <w:szCs w:val="24"/>
           <w:u w:val="none"/>
@@ -121,12 +133,33 @@
       </w:pPr>
       <w:r>
         <w:rPr>
-          <w:bCs/>
-          <w:sz w:val="24"/>
-          <w:szCs w:val="24"/>
-          <w:u w:val="none"/>
-        </w:rPr>
-        <w:t>[REPETE TODA]</w:t>
+          <w:rFonts w:ascii="Times New Roman" w:hAnsi="Times New Roman" w:cs="Times New Roman"/>
+          <w:b/>
+          <w:sz w:val="24"/>
+          <w:szCs w:val="24"/>
+          <w:u w:val="none"/>
+        </w:rPr>
+        <w:t xml:space="preserve">[REPETE </w:t>
+      </w:r>
+      <w:r>
+        <w:rPr>
+          <w:rFonts w:ascii="Times New Roman" w:hAnsi="Times New Roman" w:cs="Times New Roman"/>
+          <w:b/>
+          <w:sz w:val="24"/>
+          <w:szCs w:val="24"/>
+          <w:u w:val="none"/>
+        </w:rPr>
+        <w:t>ACIMA</w:t>
+      </w:r>
+      <w:r>
+        <w:rPr>
+          <w:rFonts w:ascii="Times New Roman" w:hAnsi="Times New Roman" w:cs="Times New Roman"/>
+          <w:b/>
+          <w:sz w:val="24"/>
+          <w:szCs w:val="24"/>
+          <w:u w:val="none"/>
+        </w:rPr>
+        <w:t>]</w:t>
       </w:r>
     </w:p>
     <w:p>
@@ -134,77 +167,72 @@
         <w:pStyle w:val="SemEspaamento"/>
         <w:spacing w:after="0"/>
         <w:rPr>
+          <w:rFonts w:ascii="Times New Roman" w:hAnsi="Times New Roman" w:cs="Times New Roman"/>
+          <w:b/>
+          <w:sz w:val="24"/>
+          <w:szCs w:val="24"/>
+          <w:u w:val="none"/>
+        </w:rPr>
+      </w:pPr>
+      <w:r>
+        <w:rPr>
+          <w:rFonts w:ascii="Times New Roman" w:hAnsi="Times New Roman" w:cs="Times New Roman"/>
           <w:bCs/>
           <w:sz w:val="24"/>
           <w:szCs w:val="24"/>
           <w:u w:val="none"/>
         </w:rPr>
+        <w:t>Deus, venha nos abençoar</w:t>
+      </w:r>
+      <w:r>
+        <w:rPr>
+          <w:rFonts w:ascii="Times New Roman" w:hAnsi="Times New Roman" w:cs="Times New Roman"/>
+          <w:bCs/>
+          <w:sz w:val="24"/>
+          <w:szCs w:val="24"/>
+          <w:u w:val="none"/>
+        </w:rPr>
+        <w:br/>
+        <w:t xml:space="preserve">E que esta união nunca falte para nós </w:t>
+      </w:r>
+      <w:r>
+        <w:rPr>
+          <w:rFonts w:ascii="Times New Roman" w:hAnsi="Times New Roman" w:cs="Times New Roman"/>
+          <w:b/>
+          <w:sz w:val="24"/>
+          <w:szCs w:val="24"/>
+          <w:u w:val="none"/>
+        </w:rPr>
+        <w:t>[</w:t>
+      </w:r>
+      <w:r>
+        <w:rPr>
+          <w:rFonts w:ascii="Times New Roman" w:hAnsi="Times New Roman" w:cs="Times New Roman"/>
+          <w:b/>
+          <w:sz w:val="24"/>
+          <w:szCs w:val="24"/>
+          <w:u w:val="none"/>
+        </w:rPr>
+        <w:t>2X</w:t>
+      </w:r>
+      <w:r>
+        <w:rPr>
+          <w:rFonts w:ascii="Times New Roman" w:hAnsi="Times New Roman" w:cs="Times New Roman"/>
+          <w:b/>
+          <w:sz w:val="24"/>
+          <w:szCs w:val="24"/>
+          <w:u w:val="none"/>
+        </w:rPr>
+        <w:t>]</w:t>
+      </w:r>
+    </w:p>
+    <w:p>
+      <w:pPr>
+        <w:rPr>
+          <w:rFonts w:ascii="Times New Roman" w:hAnsi="Times New Roman"/>
+        </w:rPr>
       </w:pPr>
-      <w:r>
-        <w:rPr>
-          <w:bCs/>
-          <w:sz w:val="24"/>
-          <w:szCs w:val="24"/>
-          <w:u w:val="none"/>
-        </w:rPr>
-        <w:t>Deus, venha nos abençoar</w:t>
-      </w:r>
-      <w:r>
-        <w:rPr>
-          <w:bCs/>
-          <w:sz w:val="24"/>
-          <w:szCs w:val="24"/>
-          <w:u w:val="none"/>
-        </w:rPr>
-        <w:br/>
-      </w:r>
-      <w:r>
-        <w:rPr>
-          <w:bCs/>
-          <w:sz w:val="24"/>
-          <w:szCs w:val="24"/>
-          <w:u w:val="none"/>
-        </w:rPr>
-        <w:t>E</w:t>
-      </w:r>
-      <w:r>
-        <w:rPr>
-          <w:bCs/>
-          <w:sz w:val="24"/>
-          <w:szCs w:val="24"/>
-          <w:u w:val="none"/>
-        </w:rPr>
-        <w:t xml:space="preserve"> que esta união</w:t>
-      </w:r>
-      <w:r>
-        <w:rPr>
-          <w:bCs/>
-          <w:sz w:val="24"/>
-          <w:szCs w:val="24"/>
-          <w:u w:val="none"/>
-        </w:rPr>
-        <w:t xml:space="preserve"> </w:t>
-      </w:r>
-      <w:r>
-        <w:rPr>
-          <w:bCs/>
-          <w:sz w:val="24"/>
-          <w:szCs w:val="24"/>
-          <w:u w:val="none"/>
-        </w:rPr>
-        <w:t>nunca falte para nós</w:t>
-      </w:r>
-      <w:r>
-        <w:rPr>
-          <w:bCs/>
-          <w:sz w:val="24"/>
-          <w:szCs w:val="24"/>
-          <w:u w:val="none"/>
-        </w:rPr>
-        <w:t xml:space="preserve"> (2X)</w:t>
-      </w:r>
     </w:p>
-    <w:p/>
     <w:sectPr>
       <w:pgSz w:w="11906" w:h="16838"/>
       <w:pgMar w:top="1417" w:right="1701" w:bottom="1417" w:left="1701" w:header="708" w:footer="708" w:gutter="0"/>
@@ -216,7 +244,7 @@
 </file>
 
 <file path=word/styles.xml><?xml version="1.0" encoding="utf-8"?>
-<w:styles xmlns:mc="http://schemas.openxmlformats.org/markup-compatibility/2006" xmlns:r="http://schemas.openxmlformats.org/officeDocument/2006/relationships" xmlns:w="http://schemas.openxmlformats.org/wordprocessingml/2006/main" xmlns:w14="http://schemas.microsoft.com/office/word/2010/wordml" xmlns:w15="http://schemas.microsoft.com/office/word/2012/wordml" xmlns:w16cex="http://schemas.microsoft.com/office/word/2018/wordml/cex" xmlns:w16cid="http://schemas.microsoft.com/office/word/2016/wordml/cid" xmlns:w16="http://schemas.microsoft.com/office/word/2018/wordml" xmlns:w16sdtdh="http://schemas.microsoft.com/office/word/2020/wordml/sdtdatahash" xmlns:w16se="http://schemas.microsoft.com/office/word/2015/wordml/symex" mc:Ignorable="w14 w15 w16se w16cid w16 w16cex w16sdtdh">
+<w:styles xmlns:mc="http://schemas.openxmlformats.org/markup-compatibility/2006" xmlns:r="http://schemas.openxmlformats.org/officeDocument/2006/relationships" xmlns:w="http://schemas.openxmlformats.org/wordprocessingml/2006/main" xmlns:w14="http://schemas.microsoft.com/office/word/2010/wordml" xmlns:w15="http://schemas.microsoft.com/office/word/2012/wordml" xmlns:w16cex="http://schemas.microsoft.com/office/word/2018/wordml/cex" xmlns:w16cid="http://schemas.microsoft.com/office/word/2016/wordml/cid" xmlns:w16="http://schemas.microsoft.com/office/word/2018/wordml" xmlns:w16du="http://schemas.microsoft.com/office/word/2023/wordml/word16du" xmlns:w16sdtdh="http://schemas.microsoft.com/office/word/2020/wordml/sdtdatahash" xmlns:w16sdtfl="http://schemas.microsoft.com/office/word/2024/wordml/sdtformatlock" xmlns:w16se="http://schemas.microsoft.com/office/word/2015/wordml/symex" mc:Ignorable="w14 w15 w16se w16cid w16 w16cex w16sdtdh w16sdtfl w16du">
   <w:docDefaults>
     <w:rPrDefault>
       <w:rPr>
